--- a/tmp/docxtemplater.docx
+++ b/tmp/docxtemplater.docx
@@ -760,7 +760,7 @@
                 <w:szCs w:val="21"/>
                 <w:rtl w:val="0"/>
               </w:rPr>
-              <w:t xml:space="preserve">{~process_flow}</w:t>
+              <w:t xml:space="preserve">{@process_flow}</w:t>
             </w:r>
           </w:p>
         </w:tc>
@@ -889,7 +889,7 @@
                 <w:szCs w:val="21"/>
                 <w:rtl w:val="0"/>
               </w:rPr>
-              <w:t xml:space="preserve">{~detail_description}</w:t>
+              <w:t xml:space="preserve">{@detail_description}</w:t>
             </w:r>
           </w:p>
         </w:tc>
@@ -1018,7 +1018,7 @@
                 <w:szCs w:val="21"/>
                 <w:rtl w:val="0"/>
               </w:rPr>
-              <w:t xml:space="preserve">{~ui_design}</w:t>
+              <w:t xml:space="preserve">{@ui_design}</w:t>
             </w:r>
           </w:p>
         </w:tc>
@@ -1140,7 +1140,7 @@
                 <w:szCs w:val="21"/>
                 <w:rtl w:val="0"/>
               </w:rPr>
-              <w:t xml:space="preserve">{~db_design}</w:t>
+              <w:t xml:space="preserve">{@db_design}</w:t>
             </w:r>
           </w:p>
         </w:tc>
